--- a/spiromatic_teacher_answer_key.docx
+++ b/spiromatic_teacher_answer_key.docx
@@ -2,6 +2,51 @@
 <file path=word/document.xml><?xml version="1.0" encoding="utf-8"?>
 <w:document xmlns:wpc="http://schemas.microsoft.com/office/word/2010/wordprocessingCanvas" xmlns:mc="http://schemas.openxmlformats.org/markup-compatibility/2006" xmlns:o="urn:schemas-microsoft-com:office:office" xmlns:r="http://schemas.openxmlformats.org/officeDocument/2006/relationships" xmlns:m="http://schemas.openxmlformats.org/officeDocument/2006/math" xmlns:v="urn:schemas-microsoft-com:vml" xmlns:wp14="http://schemas.microsoft.com/office/word/2010/wordprocessingDrawing" xmlns:wp="http://schemas.openxmlformats.org/drawingml/2006/wordprocessingDrawing" xmlns:w10="urn:schemas-microsoft-com:office:word" xmlns:w="http://schemas.openxmlformats.org/wordprocessingml/2006/main" xmlns:w14="http://schemas.microsoft.com/office/word/2010/wordml" xmlns:w15="http://schemas.microsoft.com/office/word/2012/wordml" xmlns:wpg="http://schemas.microsoft.com/office/word/2010/wordprocessingGroup" xmlns:wpi="http://schemas.microsoft.com/office/word/2010/wordprocessingInk" xmlns:wne="http://schemas.microsoft.com/office/word/2006/wordml" xmlns:wps="http://schemas.microsoft.com/office/word/2010/wordprocessingShape" xmlns:cx="http://schemas.microsoft.com/office/drawing/2014/chartex" xmlns:cx1="http://schemas.microsoft.com/office/drawing/2015/9/8/chartex" xmlns:cx2="http://schemas.microsoft.com/office/drawing/2015/10/21/chartex" xmlns:cx3="http://schemas.microsoft.com/office/drawing/2016/5/9/chartex" xmlns:cx4="http://schemas.microsoft.com/office/drawing/2016/5/10/chartex" xmlns:cx5="http://schemas.microsoft.com/office/drawing/2016/5/11/chartex" xmlns:cx6="http://schemas.microsoft.com/office/drawing/2016/5/12/chartex" xmlns:cx7="http://schemas.microsoft.com/office/drawing/2016/5/13/chartex" xmlns:cx8="http://schemas.microsoft.com/office/drawing/2016/5/14/chartex" xmlns:aink="http://schemas.microsoft.com/office/drawing/2016/ink" xmlns:am3d="http://schemas.microsoft.com/office/drawing/2017/model3d" xmlns:w16cex="http://schemas.microsoft.com/office/word/2018/wordml/cex" xmlns:w16cid="http://schemas.microsoft.com/office/word/2016/wordml/cid" xmlns:w16="http://schemas.microsoft.com/office/word/2018/wordml" xmlns:w16sdtdh="http://schemas.microsoft.com/office/word/2020/wordml/sdtdatahash" xmlns:w16se="http://schemas.microsoft.com/office/word/2015/wordml/symex" mc:Ignorable="w14 w15 wp14">
   <w:body>
+    <w:p>
+      <w:pPr>
+        <w:spacing w:after="180"/>
+      </w:pPr>
+      <w:r>
+        <w:drawing>
+          <wp:inline distT="0" distB="0" distL="0" distR="0">
+            <wp:extent cx="1714500" cy="552450"/>
+            <wp:effectExtent t="0" r="0" b="0" l="0"/>
+            <wp:docPr id="1" name="" descr="" title=""/>
+            <wp:cNvGraphicFramePr>
+              <a:graphicFrameLocks xmlns:a="http://schemas.openxmlformats.org/drawingml/2006/main" noChangeAspect="1"/>
+            </wp:cNvGraphicFramePr>
+            <a:graphic xmlns:a="http://schemas.openxmlformats.org/drawingml/2006/main">
+              <a:graphicData uri="http://schemas.openxmlformats.org/drawingml/2006/picture">
+                <pic:pic xmlns:pic="http://schemas.openxmlformats.org/drawingml/2006/picture">
+                  <pic:nvPicPr>
+                    <pic:cNvPr id="0" name="" descr=""/>
+                    <pic:cNvPicPr>
+                      <a:picLocks noChangeAspect="1" noChangeArrowheads="1"/>
+                    </pic:cNvPicPr>
+                  </pic:nvPicPr>
+                  <pic:blipFill>
+                    <a:blip r:embed="rId7" cstate="none"/>
+                    <a:srcRect/>
+                    <a:stretch>
+                      <a:fillRect/>
+                    </a:stretch>
+                  </pic:blipFill>
+                  <pic:spPr bwMode="auto">
+                    <a:xfrm>
+                      <a:off x="0" y="0"/>
+                      <a:ext cx="1714500" cy="552450"/>
+                    </a:xfrm>
+                    <a:prstGeom prst="rect">
+                      <a:avLst/>
+                    </a:prstGeom>
+                  </pic:spPr>
+                </pic:pic>
+              </a:graphicData>
+            </a:graphic>
+          </wp:inline>
+        </w:drawing>
+      </w:r>
+    </w:p>
     <w:p>
       <w:pPr>
         <w:spacing w:after="60"/>

--- a/spiromatic_teacher_answer_key.docx
+++ b/spiromatic_teacher_answer_key.docx
@@ -182,7 +182,7 @@
           <w:bCs/>
           <w:color w:val="0F2461"/>
         </w:rPr>
-        <w:t xml:space="preserve">The GIFs on slides 5–9, 12, 21 animate in slideshow mode</w:t>
+        <w:t xml:space="preserve">The GIFs on slides 5–9, 12, 22 animate in slideshow mode</w:t>
       </w:r>
       <w:r>
         <w:t xml:space="preserve"> (press F5). In edit view they show only their first frame.</w:t>
@@ -778,6 +778,267 @@
           <w:bCs/>
           <w:color w:val="0F2461"/>
         </w:rPr>
+        <w:t xml:space="preserve">The five real-world examples, in plain language</w:t>
+      </w:r>
+    </w:p>
+    <w:p>
+      <w:pPr>
+        <w:spacing w:after="120"/>
+      </w:pPr>
+      <w:r>
+        <w:rPr>
+          <w:i/>
+          <w:iCs/>
+          <w:color w:val="5A6478"/>
+        </w:rPr>
+        <w:t xml:space="preserve">For the "SPIN + REACH runs the real world" slide (slide 13). Each explanation is written so you can say it out loud to an 8th grader — or a 5-year-old — without notes. The thread through all five: the Spiromatic turns angle + distance INTO a picture; most of these machines turn the world INTO angle + distance. Same two numbers, driven in opposite directions.</w:t>
+      </w:r>
+    </w:p>
+    <w:p>
+      <w:pPr>
+        <w:shd w:fill="DCE7FF" w:val="clear"/>
+        <w:spacing w:after="60" w:before="60"/>
+      </w:pPr>
+      <w:r>
+        <w:rPr>
+          <w:b/>
+          <w:bCs/>
+          <w:color w:val="1E5AE8"/>
+          <w:sz w:val="18"/>
+          <w:szCs w:val="18"/>
+        </w:rPr>
+        <w:t xml:space="preserve">  1 — RADAR &amp; AIR TRAFFIC CONTROL  </w:t>
+      </w:r>
+    </w:p>
+    <w:p>
+      <w:pPr>
+        <w:spacing w:after="120"/>
+      </w:pPr>
+      <w:r>
+        <w:t xml:space="preserve">A radar antenna spins slowly around, and at every angle it shouts an invisible "hello!" and listens for the echo. A fast echo means something is close; a slow echo means it's far. So radar collects exactly the two numbers your students use — an angle and a distance — except the Spiromatic </w:t>
+      </w:r>
+      <w:r>
+        <w:rPr>
+          <w:b/>
+          <w:bCs/>
+          <w:color w:val="0F2461"/>
+        </w:rPr>
+        <w:t xml:space="preserve">chooses</w:t>
+      </w:r>
+      <w:r>
+        <w:t xml:space="preserve"> the distance to make art, and radar </w:t>
+      </w:r>
+      <w:r>
+        <w:rPr>
+          <w:b/>
+          <w:bCs/>
+          <w:color w:val="0F2461"/>
+        </w:rPr>
+        <w:t xml:space="preserve">discovers</w:t>
+      </w:r>
+      <w:r>
+        <w:t xml:space="preserve"> the distance to find planes. The round screen an air traffic controller watches is Spiromatic paper that airplanes draw themselves onto.</w:t>
+      </w:r>
+    </w:p>
+    <w:p>
+      <w:pPr>
+        <w:spacing w:after="120"/>
+      </w:pPr>
+      <w:r>
+        <w:rPr>
+          <w:b/>
+          <w:bCs/>
+          <w:color w:val="0F2461"/>
+        </w:rPr>
+        <w:t xml:space="preserve">Connect it to the build: </w:t>
+      </w:r>
+      <w:r>
+        <w:t xml:space="preserve">the spinning antenna is the platter; the echo time is the pen's reach.</w:t>
+      </w:r>
+    </w:p>
+    <w:p>
+      <w:pPr>
+        <w:shd w:fill="DCE7FF" w:val="clear"/>
+        <w:spacing w:after="60" w:before="60"/>
+      </w:pPr>
+      <w:r>
+        <w:rPr>
+          <w:b/>
+          <w:bCs/>
+          <w:color w:val="1E5AE8"/>
+          <w:sz w:val="18"/>
+          <w:szCs w:val="18"/>
+        </w:rPr>
+        <w:t xml:space="preserve">  2 — PLANETARY ORBITS  </w:t>
+      </w:r>
+    </w:p>
+    <w:p>
+      <w:pPr>
+        <w:spacing w:after="120"/>
+      </w:pPr>
+      <w:r>
+        <w:t xml:space="preserve">A planet's distance from the sun follows one rule: </w:t>
+      </w:r>
+      <w:r>
+        <w:rPr>
+          <w:rFonts w:ascii="Courier New" w:cs="Courier New" w:eastAsia="Courier New" w:hAnsi="Courier New"/>
+          <w:color w:val="0F2461"/>
+          <w:sz w:val="19"/>
+          <w:szCs w:val="19"/>
+        </w:rPr>
+        <w:t xml:space="preserve">distance = p ÷ (1 + e × cos(angle))</w:t>
+      </w:r>
+      <w:r>
+        <w:t xml:space="preserve"> — and that is character-for-character the ellipse recipe in the sketch. The sun doesn't sit in the middle of the oval; it sits off to one side, at a point called the focus — which is why the machine's ellipse looks lopsided around its center. That's not a flaw. That's Kepler's First Law.</w:t>
+      </w:r>
+    </w:p>
+    <w:p>
+      <w:pPr>
+        <w:spacing w:after="120"/>
+      </w:pPr>
+      <w:r>
+        <w:rPr>
+          <w:b/>
+          <w:bCs/>
+          <w:color w:val="0F2461"/>
+        </w:rPr>
+        <w:t xml:space="preserve">Connect it to the build: </w:t>
+      </w:r>
+      <w:r>
+        <w:t xml:space="preserve">when students change e from 0.2 to 0.6, they are turning Earth's nearly-round orbit into a comet's long dive. Challenge 4 is secretly an astronomy lesson.</w:t>
+      </w:r>
+    </w:p>
+    <w:p>
+      <w:pPr>
+        <w:shd w:fill="DCE7FF" w:val="clear"/>
+        <w:spacing w:after="60" w:before="60"/>
+      </w:pPr>
+      <w:r>
+        <w:rPr>
+          <w:b/>
+          <w:bCs/>
+          <w:color w:val="1E5AE8"/>
+          <w:sz w:val="18"/>
+          <w:szCs w:val="18"/>
+        </w:rPr>
+        <w:t xml:space="preserve">  3 — MUSIC, SOUND &amp; WIFI  </w:t>
+      </w:r>
+    </w:p>
+    <w:p>
+      <w:pPr>
+        <w:spacing w:after="120"/>
+      </w:pPr>
+      <w:r>
+        <w:t xml:space="preserve">The arm plays "close... far... close... far..." — a smooth repeating wiggle. That wiggle is a wave, and cos is simply the instruction that makes it. WiFi is the same wiggle in invisible light, breathing about 2.4 billion times per second instead of 3 times per platter turn. And here's how WiFi actually says anything: the router changes the wiggle a tiny bit — taller here, quicker there — and your phone reads those changes as words and video.</w:t>
+      </w:r>
+    </w:p>
+    <w:p>
+      <w:pPr>
+        <w:spacing w:after="120"/>
+      </w:pPr>
+      <w:r>
+        <w:rPr>
+          <w:b/>
+          <w:bCs/>
+          <w:color w:val="0F2461"/>
+        </w:rPr>
+        <w:t xml:space="preserve">Connect it to the build: </w:t>
+      </w:r>
+      <w:r>
+        <w:t xml:space="preserve">changing 0.4 makes chunkier petals; changing 3 makes more of them. Changing the wiggle changes what comes out. For students it's art; for WiFi it's a YouTube video. Same trick, different audience.</w:t>
+      </w:r>
+    </w:p>
+    <w:p>
+      <w:pPr>
+        <w:shd w:fill="DCE7FF" w:val="clear"/>
+        <w:spacing w:after="60" w:before="60"/>
+      </w:pPr>
+      <w:r>
+        <w:rPr>
+          <w:b/>
+          <w:bCs/>
+          <w:color w:val="1E5AE8"/>
+          <w:sz w:val="18"/>
+          <w:szCs w:val="18"/>
+        </w:rPr>
+        <w:t xml:space="preserve">  4 — MEDICAL SCANNERS (CT &amp; ULTRASOUND)  </w:t>
+      </w:r>
+    </w:p>
+    <w:p>
+      <w:pPr>
+        <w:spacing w:after="120"/>
+      </w:pPr>
+      <w:r>
+        <w:t xml:space="preserve">A CT scanner spins a camera-and-light pair in a full circle around the patient, taking one measurement at every angle. No single measurement shows anything useful — but a computer stitches all the angles together into a picture of the inside. Ultrasound is the pocket version: the probe sweeps a fan of angles and times echoes, radar for the body.</w:t>
+      </w:r>
+    </w:p>
+    <w:p>
+      <w:pPr>
+        <w:spacing w:after="120"/>
+      </w:pPr>
+      <w:r>
+        <w:rPr>
+          <w:b/>
+          <w:bCs/>
+          <w:color w:val="0F2461"/>
+        </w:rPr>
+        <w:t xml:space="preserve">Connect it to the build: </w:t>
+      </w:r>
+      <w:r>
+        <w:t xml:space="preserve">the scanner only works because it always knows exactly what angle it's at — which is stepCount, the "orange line is gold" idea from the code. Homing and step-counting are literally how hospital machines know where they're pointing.</w:t>
+      </w:r>
+    </w:p>
+    <w:p>
+      <w:pPr>
+        <w:shd w:fill="DCE7FF" w:val="clear"/>
+        <w:spacing w:after="60" w:before="60"/>
+      </w:pPr>
+      <w:r>
+        <w:rPr>
+          <w:b/>
+          <w:bCs/>
+          <w:color w:val="1E5AE8"/>
+          <w:sz w:val="18"/>
+          <w:szCs w:val="18"/>
+        </w:rPr>
+        <w:t xml:space="preserve">  5 — ROBOTS &amp; SELF-DRIVING CARS  </w:t>
+      </w:r>
+    </w:p>
+    <w:p>
+      <w:pPr>
+        <w:spacing w:after="120"/>
+      </w:pPr>
+      <w:r>
+        <w:t xml:space="preserve">On the roof of a self-driving car sits a small spinning tower called lidar — a platter holding a laser tape-measure instead of a pen. Every angle, it measures the reach to whatever is out there: mailbox at 3 meters, dog at 8, truck at 20. Connect the dots and the car has drawn a picture of the street around it — a fresh drawing many times every second.</w:t>
+      </w:r>
+    </w:p>
+    <w:p>
+      <w:pPr>
+        <w:spacing w:after="120"/>
+      </w:pPr>
+      <w:r>
+        <w:rPr>
+          <w:b/>
+          <w:bCs/>
+          <w:color w:val="0F2461"/>
+        </w:rPr>
+        <w:t xml:space="preserve">Connect it to the build: </w:t>
+      </w:r>
+      <w:r>
+        <w:t xml:space="preserve">a lidar scan genuinely looks like a Spiromatic drawing where the shape is the neighborhood. Students who tuned a stepper to sweep smoothly have solved, in cardboard, the same problem lidar engineers solve in titanium.</w:t>
+      </w:r>
+    </w:p>
+    <w:p>
+      <w:pPr>
+        <w:pStyle w:val="Heading1"/>
+        <w:spacing w:after="160" w:before="360"/>
+      </w:pPr>
+      <w:r>
+        <w:rPr>
+          <w:b/>
+          <w:bCs/>
+          <w:color w:val="0F2461"/>
+        </w:rPr>
         <w:t xml:space="preserve">Quick troubleshooting during the lesson</w:t>
       </w:r>
     </w:p>
@@ -889,7 +1150,7 @@
           <w:bCs/>
           <w:color w:val="0F2461"/>
         </w:rPr>
-        <w:t xml:space="preserve">Slide 21 — “Which line would you change to make a heart?” </w:t>
+        <w:t xml:space="preserve">Slide 22 — “Which line would you change to make a heart?” </w:t>
       </w:r>
       <w:r>
         <w:t xml:space="preserve">Line 2, the recipe line. The heart is </w:t>

--- a/spiromatic_teacher_answer_key.docx
+++ b/spiromatic_teacher_answer_key.docx
@@ -791,7 +791,7 @@
           <w:iCs/>
           <w:color w:val="5A6478"/>
         </w:rPr>
-        <w:t xml:space="preserve">For the "SPIN + REACH runs the real world" slide (slide 13). Each explanation is written so you can say it out loud to an 8th grader — or a 5-year-old — without notes. The thread through all five: the Spiromatic turns angle + distance INTO a picture; most of these machines turn the world INTO angle + distance. Same two numbers, driven in opposite directions.</w:t>
+        <w:t xml:space="preserve">For the "SPIN + REACH runs the real world" slide (slide 13). Each explanation is written so you can say it out loud to a 9th grader — or a 5-year-old — without notes. The thread through all five: the Spiromatic turns angle + distance INTO a picture; most of these machines turn the world INTO angle + distance. Same two numbers, driven in opposite directions.</w:t>
       </w:r>
     </w:p>
     <w:p>
